--- a/TS-Kramam/TS-4.6/TS 4.6 Sanskrit Krama Paatam Corrections.docx
+++ b/TS-Kramam/TS-4.6/TS 4.6 Sanskrit Krama Paatam Corrections.docx
@@ -81,18 +81,7 @@
           <w:szCs w:val="32"/>
           <w:u w:val="single"/>
         </w:rPr>
-        <w:t xml:space="preserve">Observed </w:t>
-      </w:r>
-      <w:proofErr w:type="gramStart"/>
-      <w:r>
-        <w:rPr>
-          <w:b/>
-          <w:bCs/>
-          <w:sz w:val="32"/>
-          <w:szCs w:val="32"/>
-          <w:u w:val="single"/>
-        </w:rPr>
-        <w:t xml:space="preserve">till </w:t>
+        <w:t xml:space="preserve">Observed till </w:t>
       </w:r>
       <w:r>
         <w:rPr>
@@ -105,7 +94,6 @@
         </w:rPr>
         <w:t>????</w:t>
       </w:r>
-      <w:proofErr w:type="gramEnd"/>
     </w:p>
     <w:p>
       <w:pPr>
@@ -481,7 +469,6 @@
               </w:rPr>
               <w:t>–</w:t>
             </w:r>
-            <w:proofErr w:type="gramStart"/>
             <w:r>
               <w:rPr>
                 <w:rFonts w:ascii="BRH Devanagari Extra" w:hAnsi="BRH Devanagari Extra" w:cs="BRH Devanagari Extra"/>
@@ -491,7 +478,6 @@
               </w:rPr>
               <w:t>U.ç</w:t>
             </w:r>
-            <w:proofErr w:type="gramEnd"/>
             <w:r>
               <w:rPr>
                 <w:rFonts w:ascii="BRH Malayalam Extra" w:hAnsi="BRH Malayalam Extra" w:cs="BRH Devanagari Extra"/>
@@ -612,7 +598,6 @@
               </w:rPr>
               <w:t>–</w:t>
             </w:r>
-            <w:proofErr w:type="gramStart"/>
             <w:r>
               <w:rPr>
                 <w:rFonts w:ascii="BRH Devanagari Extra" w:hAnsi="BRH Devanagari Extra" w:cs="BRH Devanagari Extra"/>
@@ -622,7 +607,6 @@
               </w:rPr>
               <w:t>U.ç</w:t>
             </w:r>
-            <w:proofErr w:type="gramEnd"/>
             <w:r>
               <w:rPr>
                 <w:rFonts w:ascii="BRH Malayalam Extra" w:hAnsi="BRH Malayalam Extra" w:cs="BRH Devanagari Extra"/>
@@ -676,6 +660,285 @@
                 <w:szCs w:val="40"/>
               </w:rPr>
               <w:t xml:space="preserve"> uÉOèû |</w:t>
+            </w:r>
+          </w:p>
+        </w:tc>
+      </w:tr>
+      <w:tr>
+        <w:trPr>
+          <w:trHeight w:val="1118"/>
+        </w:trPr>
+        <w:tc>
+          <w:tcPr>
+            <w:tcW w:w="3906" w:type="dxa"/>
+          </w:tcPr>
+          <w:p>
+            <w:pPr>
+              <w:widowControl w:val="0"/>
+              <w:tabs>
+                <w:tab w:val="left" w:pos="993"/>
+              </w:tabs>
+              <w:autoSpaceDE w:val="0"/>
+              <w:autoSpaceDN w:val="0"/>
+              <w:adjustRightInd w:val="0"/>
+              <w:spacing w:before="0" w:line="252" w:lineRule="auto"/>
+              <w:ind w:right="297"/>
+              <w:rPr>
+                <w:rFonts w:cs="Arial"/>
+                <w:b/>
+                <w:sz w:val="28"/>
+                <w:szCs w:val="32"/>
+              </w:rPr>
+            </w:pPr>
+            <w:r>
+              <w:rPr>
+                <w:rFonts w:cs="Arial"/>
+                <w:b/>
+                <w:sz w:val="28"/>
+                <w:szCs w:val="32"/>
+              </w:rPr>
+              <w:t>T.S.4.6.</w:t>
+            </w:r>
+            <w:r>
+              <w:rPr>
+                <w:rFonts w:cs="Arial"/>
+                <w:b/>
+                <w:sz w:val="28"/>
+                <w:szCs w:val="32"/>
+              </w:rPr>
+              <w:t>2.4</w:t>
+            </w:r>
+            <w:r>
+              <w:rPr>
+                <w:rFonts w:cs="Arial"/>
+                <w:b/>
+                <w:sz w:val="28"/>
+                <w:szCs w:val="32"/>
+              </w:rPr>
+              <w:t xml:space="preserve"> – Kramam</w:t>
+            </w:r>
+          </w:p>
+          <w:p>
+            <w:pPr>
+              <w:widowControl w:val="0"/>
+              <w:tabs>
+                <w:tab w:val="left" w:pos="993"/>
+              </w:tabs>
+              <w:autoSpaceDE w:val="0"/>
+              <w:autoSpaceDN w:val="0"/>
+              <w:adjustRightInd w:val="0"/>
+              <w:spacing w:before="0" w:line="252" w:lineRule="auto"/>
+              <w:ind w:right="297"/>
+              <w:rPr>
+                <w:rFonts w:cs="Arial"/>
+                <w:b/>
+                <w:sz w:val="28"/>
+                <w:szCs w:val="32"/>
+                <w:lang w:val="en-IN"/>
+              </w:rPr>
+            </w:pPr>
+            <w:r>
+              <w:rPr>
+                <w:rFonts w:cs="Arial"/>
+                <w:b/>
+                <w:sz w:val="28"/>
+                <w:szCs w:val="32"/>
+                <w:lang w:val="en-IN"/>
+              </w:rPr>
+              <w:t>Krama Vaakyam No.– 17</w:t>
+            </w:r>
+          </w:p>
+          <w:p>
+            <w:pPr>
+              <w:widowControl w:val="0"/>
+              <w:tabs>
+                <w:tab w:val="left" w:pos="993"/>
+              </w:tabs>
+              <w:autoSpaceDE w:val="0"/>
+              <w:autoSpaceDN w:val="0"/>
+              <w:adjustRightInd w:val="0"/>
+              <w:spacing w:before="0" w:line="252" w:lineRule="auto"/>
+              <w:ind w:right="297"/>
+              <w:rPr>
+                <w:rFonts w:cs="Arial"/>
+                <w:b/>
+                <w:sz w:val="28"/>
+                <w:szCs w:val="32"/>
+                <w:lang w:val="it-IT"/>
+              </w:rPr>
+            </w:pPr>
+            <w:r>
+              <w:rPr>
+                <w:rFonts w:cs="Arial"/>
+                <w:b/>
+                <w:sz w:val="28"/>
+                <w:szCs w:val="32"/>
+                <w:lang w:val="it-IT"/>
+              </w:rPr>
+              <w:t>Panchaati No</w:t>
+            </w:r>
+            <w:r>
+              <w:rPr>
+                <w:rFonts w:cs="Arial"/>
+                <w:b/>
+                <w:szCs w:val="32"/>
+                <w:lang w:val="it-IT"/>
+              </w:rPr>
+              <w:t xml:space="preserve">. - </w:t>
+            </w:r>
+            <w:r>
+              <w:rPr>
+                <w:rFonts w:cs="Arial"/>
+                <w:b/>
+                <w:sz w:val="28"/>
+                <w:szCs w:val="32"/>
+                <w:lang w:val="it-IT"/>
+              </w:rPr>
+              <w:t>9</w:t>
+            </w:r>
+          </w:p>
+        </w:tc>
+        <w:tc>
+          <w:tcPr>
+            <w:tcW w:w="5103" w:type="dxa"/>
+          </w:tcPr>
+          <w:p>
+            <w:pPr>
+              <w:widowControl w:val="0"/>
+              <w:autoSpaceDE w:val="0"/>
+              <w:autoSpaceDN w:val="0"/>
+              <w:adjustRightInd w:val="0"/>
+              <w:spacing w:before="0" w:line="240" w:lineRule="auto"/>
+              <w:rPr>
+                <w:rFonts w:ascii="BRH Malayalam Extra" w:eastAsia="Times New Roman" w:hAnsi="BRH Malayalam Extra" w:cs="BRH Malayalam Extra"/>
+                <w:color w:val="000000"/>
+                <w:sz w:val="40"/>
+                <w:szCs w:val="40"/>
+                <w:lang w:val="it-IT" w:eastAsia="en-IN" w:bidi="ml-IN"/>
+              </w:rPr>
+            </w:pPr>
+            <w:r>
+              <w:rPr>
+                <w:rFonts w:ascii="BRH Devanagari Extra" w:hAnsi="BRH Devanagari Extra" w:cs="BRH Devanagari Extra"/>
+                <w:color w:val="000000"/>
+                <w:sz w:val="40"/>
+                <w:szCs w:val="40"/>
+              </w:rPr>
+              <w:t>rÉ</w:t>
+            </w:r>
+            <w:r>
+              <w:rPr>
+                <w:rFonts w:ascii="BRH Malayalam Extra" w:hAnsi="BRH Malayalam Extra" w:cs="BRH Devanagari Extra"/>
+                <w:color w:val="000000"/>
+                <w:sz w:val="32"/>
+                <w:szCs w:val="40"/>
+              </w:rPr>
+              <w:t>–</w:t>
+            </w:r>
+            <w:r>
+              <w:rPr>
+                <w:rFonts w:ascii="BRH Devanagari Extra" w:hAnsi="BRH Devanagari Extra" w:cs="BRH Devanagari Extra"/>
+                <w:color w:val="000000"/>
+                <w:sz w:val="40"/>
+                <w:szCs w:val="40"/>
+              </w:rPr>
+              <w:t xml:space="preserve">SåiÉç | </w:t>
+            </w:r>
+            <w:r>
+              <w:rPr>
+                <w:rFonts w:ascii="BRH Devanagari Extra" w:hAnsi="BRH Devanagari Extra" w:cs="BRH Devanagari Extra"/>
+                <w:color w:val="000000"/>
+                <w:sz w:val="40"/>
+                <w:szCs w:val="40"/>
+                <w:highlight w:val="yellow"/>
+              </w:rPr>
+              <w:t>C</w:t>
+            </w:r>
+            <w:r>
+              <w:rPr>
+                <w:rFonts w:ascii="BRH Malayalam Extra" w:hAnsi="BRH Malayalam Extra" w:cs="BRH Devanagari Extra"/>
+                <w:color w:val="000000"/>
+                <w:sz w:val="32"/>
+                <w:szCs w:val="40"/>
+                <w:highlight w:val="yellow"/>
+              </w:rPr>
+              <w:t>–</w:t>
+            </w:r>
+            <w:r>
+              <w:rPr>
+                <w:rFonts w:ascii="BRH Devanagari Extra" w:hAnsi="BRH Devanagari Extra" w:cs="BRH Devanagari Extra"/>
+                <w:color w:val="000000"/>
+                <w:sz w:val="40"/>
+                <w:szCs w:val="40"/>
+              </w:rPr>
+              <w:t>SliÉÉÿÈ |</w:t>
+            </w:r>
+          </w:p>
+        </w:tc>
+        <w:tc>
+          <w:tcPr>
+            <w:tcW w:w="5386" w:type="dxa"/>
+          </w:tcPr>
+          <w:p>
+            <w:pPr>
+              <w:widowControl w:val="0"/>
+              <w:autoSpaceDE w:val="0"/>
+              <w:autoSpaceDN w:val="0"/>
+              <w:adjustRightInd w:val="0"/>
+              <w:spacing w:before="0" w:line="240" w:lineRule="auto"/>
+              <w:rPr>
+                <w:rFonts w:ascii="BRH Malayalam Extra" w:eastAsia="Times New Roman" w:hAnsi="BRH Malayalam Extra" w:cs="BRH Malayalam Extra"/>
+                <w:color w:val="000000"/>
+                <w:sz w:val="40"/>
+                <w:szCs w:val="40"/>
+                <w:lang w:val="en-IN" w:eastAsia="en-IN" w:bidi="ml-IN"/>
+              </w:rPr>
+            </w:pPr>
+            <w:r>
+              <w:rPr>
+                <w:rFonts w:ascii="BRH Devanagari Extra" w:hAnsi="BRH Devanagari Extra" w:cs="BRH Devanagari Extra"/>
+                <w:color w:val="000000"/>
+                <w:sz w:val="40"/>
+                <w:szCs w:val="40"/>
+              </w:rPr>
+              <w:t>rÉ</w:t>
+            </w:r>
+            <w:r>
+              <w:rPr>
+                <w:rFonts w:ascii="BRH Malayalam Extra" w:hAnsi="BRH Malayalam Extra" w:cs="BRH Devanagari Extra"/>
+                <w:color w:val="000000"/>
+                <w:sz w:val="32"/>
+                <w:szCs w:val="40"/>
+              </w:rPr>
+              <w:t>–</w:t>
+            </w:r>
+            <w:r>
+              <w:rPr>
+                <w:rFonts w:ascii="BRH Devanagari Extra" w:hAnsi="BRH Devanagari Extra" w:cs="BRH Devanagari Extra"/>
+                <w:color w:val="000000"/>
+                <w:sz w:val="40"/>
+                <w:szCs w:val="40"/>
+              </w:rPr>
+              <w:t xml:space="preserve">SåiÉç | </w:t>
+            </w:r>
+            <w:r>
+              <w:rPr>
+                <w:rFonts w:ascii="BRH Devanagari Extra" w:hAnsi="BRH Devanagari Extra" w:cs="BRH Devanagari Extra"/>
+                <w:color w:val="000000"/>
+                <w:sz w:val="40"/>
+                <w:szCs w:val="40"/>
+                <w:highlight w:val="green"/>
+              </w:rPr>
+              <w:t>C</w:t>
+            </w:r>
+            <w:r>
+              <w:rPr>
+                <w:rFonts w:ascii="BRH Devanagari Extra" w:hAnsi="BRH Devanagari Extra" w:cs="BRH Devanagari Extra"/>
+                <w:color w:val="000000"/>
+                <w:sz w:val="40"/>
+                <w:szCs w:val="40"/>
+              </w:rPr>
+              <w:t>SliÉÉÿÈ |</w:t>
             </w:r>
           </w:p>
         </w:tc>
@@ -1833,6 +2096,591 @@
       </w:tr>
       <w:tr>
         <w:trPr>
+          <w:trHeight w:val="1692"/>
+        </w:trPr>
+        <w:tc>
+          <w:tcPr>
+            <w:tcW w:w="3906" w:type="dxa"/>
+          </w:tcPr>
+          <w:p>
+            <w:pPr>
+              <w:widowControl w:val="0"/>
+              <w:tabs>
+                <w:tab w:val="left" w:pos="993"/>
+              </w:tabs>
+              <w:autoSpaceDE w:val="0"/>
+              <w:autoSpaceDN w:val="0"/>
+              <w:adjustRightInd w:val="0"/>
+              <w:spacing w:before="0" w:line="240" w:lineRule="auto"/>
+              <w:ind w:right="297"/>
+              <w:rPr>
+                <w:rFonts w:cs="Arial"/>
+                <w:b/>
+                <w:sz w:val="28"/>
+                <w:szCs w:val="32"/>
+              </w:rPr>
+            </w:pPr>
+            <w:r>
+              <w:rPr>
+                <w:rFonts w:cs="Arial"/>
+                <w:b/>
+                <w:sz w:val="28"/>
+                <w:szCs w:val="32"/>
+              </w:rPr>
+              <w:lastRenderedPageBreak/>
+              <w:t>T.S.4.6.</w:t>
+            </w:r>
+            <w:r>
+              <w:rPr>
+                <w:rFonts w:cs="Arial"/>
+                <w:b/>
+                <w:sz w:val="28"/>
+                <w:szCs w:val="32"/>
+              </w:rPr>
+              <w:t>4.4</w:t>
+            </w:r>
+            <w:r>
+              <w:rPr>
+                <w:rFonts w:cs="Arial"/>
+                <w:b/>
+                <w:sz w:val="28"/>
+                <w:szCs w:val="32"/>
+              </w:rPr>
+              <w:t xml:space="preserve"> – Kramam</w:t>
+            </w:r>
+          </w:p>
+          <w:p>
+            <w:pPr>
+              <w:widowControl w:val="0"/>
+              <w:tabs>
+                <w:tab w:val="left" w:pos="993"/>
+              </w:tabs>
+              <w:autoSpaceDE w:val="0"/>
+              <w:autoSpaceDN w:val="0"/>
+              <w:adjustRightInd w:val="0"/>
+              <w:spacing w:before="0" w:line="240" w:lineRule="auto"/>
+              <w:ind w:right="297"/>
+              <w:rPr>
+                <w:rFonts w:cs="Arial"/>
+                <w:b/>
+                <w:sz w:val="28"/>
+                <w:szCs w:val="32"/>
+                <w:lang w:val="en-IN"/>
+              </w:rPr>
+            </w:pPr>
+            <w:r>
+              <w:rPr>
+                <w:rFonts w:cs="Arial"/>
+                <w:b/>
+                <w:sz w:val="28"/>
+                <w:szCs w:val="32"/>
+                <w:lang w:val="en-IN"/>
+              </w:rPr>
+              <w:t>Krama Vaakyam No.– 19</w:t>
+            </w:r>
+          </w:p>
+          <w:p>
+            <w:pPr>
+              <w:widowControl w:val="0"/>
+              <w:tabs>
+                <w:tab w:val="left" w:pos="993"/>
+              </w:tabs>
+              <w:autoSpaceDE w:val="0"/>
+              <w:autoSpaceDN w:val="0"/>
+              <w:adjustRightInd w:val="0"/>
+              <w:spacing w:before="0" w:line="240" w:lineRule="auto"/>
+              <w:ind w:right="297"/>
+              <w:rPr>
+                <w:rFonts w:cs="Arial"/>
+                <w:b/>
+                <w:sz w:val="28"/>
+                <w:szCs w:val="32"/>
+                <w:lang w:val="it-IT"/>
+              </w:rPr>
+            </w:pPr>
+            <w:r>
+              <w:rPr>
+                <w:rFonts w:cs="Arial"/>
+                <w:b/>
+                <w:sz w:val="28"/>
+                <w:szCs w:val="32"/>
+                <w:lang w:val="it-IT"/>
+              </w:rPr>
+              <w:t>Panchaati No</w:t>
+            </w:r>
+            <w:r>
+              <w:rPr>
+                <w:rFonts w:cs="Arial"/>
+                <w:b/>
+                <w:szCs w:val="32"/>
+                <w:lang w:val="it-IT"/>
+              </w:rPr>
+              <w:t xml:space="preserve">. - </w:t>
+            </w:r>
+            <w:r>
+              <w:rPr>
+                <w:rFonts w:cs="Arial"/>
+                <w:b/>
+                <w:sz w:val="28"/>
+                <w:szCs w:val="32"/>
+                <w:lang w:val="it-IT"/>
+              </w:rPr>
+              <w:t>19</w:t>
+            </w:r>
+          </w:p>
+        </w:tc>
+        <w:tc>
+          <w:tcPr>
+            <w:tcW w:w="5103" w:type="dxa"/>
+          </w:tcPr>
+          <w:p>
+            <w:pPr>
+              <w:widowControl w:val="0"/>
+              <w:autoSpaceDE w:val="0"/>
+              <w:autoSpaceDN w:val="0"/>
+              <w:adjustRightInd w:val="0"/>
+              <w:spacing w:before="0" w:line="240" w:lineRule="auto"/>
+              <w:rPr>
+                <w:rFonts w:ascii="BRH Devanagari Extra" w:hAnsi="BRH Devanagari Extra" w:cs="BRH Devanagari Extra"/>
+                <w:color w:val="000000"/>
+                <w:sz w:val="40"/>
+                <w:szCs w:val="40"/>
+                <w:lang w:val="it-IT"/>
+              </w:rPr>
+            </w:pPr>
+            <w:r>
+              <w:rPr>
+                <w:rFonts w:ascii="BRH Devanagari Extra" w:hAnsi="BRH Devanagari Extra" w:cs="BRH Devanagari Extra"/>
+                <w:color w:val="000000"/>
+                <w:sz w:val="40"/>
+                <w:szCs w:val="40"/>
+                <w:lang w:val="it-IT"/>
+              </w:rPr>
+              <w:t>qÉÉ</w:t>
+            </w:r>
+            <w:r>
+              <w:rPr>
+                <w:rFonts w:ascii="BRH Malayalam Extra" w:hAnsi="BRH Malayalam Extra" w:cs="BRH Devanagari Extra"/>
+                <w:color w:val="000000"/>
+                <w:sz w:val="32"/>
+                <w:szCs w:val="40"/>
+                <w:lang w:val="it-IT"/>
+              </w:rPr>
+              <w:t>–</w:t>
+            </w:r>
+            <w:r>
+              <w:rPr>
+                <w:rFonts w:ascii="BRH Devanagari Extra" w:hAnsi="BRH Devanagari Extra" w:cs="BRH Devanagari Extra"/>
+                <w:color w:val="000000"/>
+                <w:sz w:val="40"/>
+                <w:szCs w:val="40"/>
+                <w:lang w:val="it-IT"/>
+              </w:rPr>
+              <w:t>qÉ</w:t>
+            </w:r>
+            <w:r>
+              <w:rPr>
+                <w:rFonts w:ascii="BRH Malayalam Extra" w:hAnsi="BRH Malayalam Extra" w:cs="BRH Devanagari Extra"/>
+                <w:color w:val="000000"/>
+                <w:sz w:val="32"/>
+                <w:szCs w:val="40"/>
+                <w:lang w:val="it-IT"/>
+              </w:rPr>
+              <w:t>–</w:t>
+            </w:r>
+            <w:r>
+              <w:rPr>
+                <w:rFonts w:ascii="BRH Devanagari Extra" w:hAnsi="BRH Devanagari Extra" w:cs="BRH Devanagari Extra"/>
+                <w:color w:val="000000"/>
+                <w:sz w:val="40"/>
+                <w:szCs w:val="40"/>
+                <w:lang w:val="it-IT"/>
+              </w:rPr>
+              <w:t>MüÉlÉÉ</w:t>
+            </w:r>
+            <w:r>
+              <w:rPr>
+                <w:rFonts w:ascii="BRH Malayalam Extra" w:hAnsi="BRH Malayalam Extra" w:cs="BRH Devanagari Extra"/>
+                <w:color w:val="000000"/>
+                <w:sz w:val="32"/>
+                <w:szCs w:val="40"/>
+                <w:lang w:val="it-IT"/>
+              </w:rPr>
+              <w:t>–</w:t>
+            </w:r>
+            <w:r>
+              <w:rPr>
+                <w:rFonts w:ascii="BRH Devanagari Extra" w:hAnsi="BRH Devanagari Extra" w:cs="BRH Devanagari Extra"/>
+                <w:color w:val="000000"/>
+                <w:sz w:val="40"/>
+                <w:szCs w:val="40"/>
+                <w:lang w:val="it-IT"/>
+              </w:rPr>
+              <w:t>qÉç qÉWûÉ</w:t>
+            </w:r>
+            <w:r>
+              <w:rPr>
+                <w:rFonts w:ascii="BRH Devanagari Extra" w:hAnsi="BRH Devanagari Extra" w:cs="BRH Devanagari Extra"/>
+                <w:color w:val="000000"/>
+                <w:sz w:val="36"/>
+                <w:szCs w:val="40"/>
+                <w:lang w:val="it-IT"/>
+              </w:rPr>
+              <w:t>óè</w:t>
+            </w:r>
+            <w:r>
+              <w:rPr>
+                <w:rFonts w:ascii="BRH Devanagari Extra" w:hAnsi="BRH Devanagari Extra" w:cs="BRH Devanagari Extra"/>
+                <w:color w:val="000000"/>
+                <w:sz w:val="40"/>
+                <w:szCs w:val="40"/>
+                <w:lang w:val="it-IT"/>
+              </w:rPr>
+              <w:t xml:space="preserve">þÍxÉ | </w:t>
+            </w:r>
+          </w:p>
+          <w:p>
+            <w:pPr>
+              <w:widowControl w:val="0"/>
+              <w:autoSpaceDE w:val="0"/>
+              <w:autoSpaceDN w:val="0"/>
+              <w:adjustRightInd w:val="0"/>
+              <w:spacing w:before="0" w:line="240" w:lineRule="auto"/>
+              <w:rPr>
+                <w:rFonts w:ascii="BRH Malayalam Extra" w:eastAsia="Times New Roman" w:hAnsi="BRH Malayalam Extra" w:cs="BRH Malayalam Extra"/>
+                <w:color w:val="000000"/>
+                <w:sz w:val="40"/>
+                <w:szCs w:val="40"/>
+                <w:lang w:val="it-IT" w:eastAsia="en-IN" w:bidi="ml-IN"/>
+              </w:rPr>
+            </w:pPr>
+            <w:r>
+              <w:rPr>
+                <w:rFonts w:ascii="BRH Devanagari Extra" w:hAnsi="BRH Devanagari Extra" w:cs="BRH Devanagari Extra"/>
+                <w:color w:val="000000"/>
+                <w:sz w:val="40"/>
+                <w:szCs w:val="40"/>
+                <w:lang w:val="it-IT"/>
+              </w:rPr>
+              <w:t>qÉWûÉ</w:t>
+            </w:r>
+            <w:r>
+              <w:rPr>
+                <w:rFonts w:ascii="BRH Devanagari Extra" w:hAnsi="BRH Devanagari Extra" w:cs="BRH Devanagari Extra"/>
+                <w:color w:val="000000"/>
+                <w:sz w:val="36"/>
+                <w:szCs w:val="40"/>
+                <w:highlight w:val="yellow"/>
+                <w:lang w:val="it-IT"/>
+              </w:rPr>
+              <w:t>óè</w:t>
+            </w:r>
+            <w:r>
+              <w:rPr>
+                <w:rFonts w:ascii="BRH Devanagari Extra" w:hAnsi="BRH Devanagari Extra" w:cs="BRH Devanagari Extra"/>
+                <w:color w:val="000000"/>
+                <w:sz w:val="40"/>
+                <w:szCs w:val="40"/>
+                <w:highlight w:val="yellow"/>
+                <w:lang w:val="it-IT"/>
+              </w:rPr>
+              <w:t>þ</w:t>
+            </w:r>
+            <w:r>
+              <w:rPr>
+                <w:rFonts w:ascii="BRH Devanagari Extra" w:hAnsi="BRH Devanagari Extra" w:cs="BRH Devanagari Extra"/>
+                <w:color w:val="000000"/>
+                <w:sz w:val="40"/>
+                <w:szCs w:val="40"/>
+                <w:lang w:val="it-IT"/>
+              </w:rPr>
+              <w:t>xÉÏÌiÉ</w:t>
+            </w:r>
+            <w:r>
+              <w:rPr>
+                <w:rFonts w:ascii="BRH Malayalam Extra" w:hAnsi="BRH Malayalam Extra" w:cs="BRH Devanagari Extra"/>
+                <w:color w:val="000000"/>
+                <w:sz w:val="32"/>
+                <w:szCs w:val="40"/>
+                <w:lang w:val="it-IT"/>
+              </w:rPr>
+              <w:t>–</w:t>
+            </w:r>
+            <w:r>
+              <w:rPr>
+                <w:rFonts w:ascii="BRH Devanagari Extra" w:hAnsi="BRH Devanagari Extra" w:cs="BRH Devanagari Extra"/>
+                <w:color w:val="000000"/>
+                <w:sz w:val="40"/>
+                <w:szCs w:val="40"/>
+                <w:lang w:val="it-IT"/>
+              </w:rPr>
+              <w:t xml:space="preserve"> qÉWûÉ</w:t>
+            </w:r>
+            <w:r>
+              <w:rPr>
+                <w:rFonts w:ascii="BRH Devanagari Extra" w:hAnsi="BRH Devanagari Extra" w:cs="BRH Devanagari Extra"/>
+                <w:color w:val="000000"/>
+                <w:sz w:val="36"/>
+                <w:szCs w:val="40"/>
+                <w:lang w:val="it-IT"/>
+              </w:rPr>
+              <w:t>óè</w:t>
+            </w:r>
+            <w:r>
+              <w:rPr>
+                <w:rFonts w:ascii="BRH Devanagari Extra" w:hAnsi="BRH Devanagari Extra" w:cs="BRH Devanagari Extra"/>
+                <w:color w:val="000000"/>
+                <w:sz w:val="40"/>
+                <w:szCs w:val="40"/>
+                <w:lang w:val="it-IT"/>
+              </w:rPr>
+              <w:t>þÍxÉ ||</w:t>
+            </w:r>
+          </w:p>
+        </w:tc>
+        <w:tc>
+          <w:tcPr>
+            <w:tcW w:w="5386" w:type="dxa"/>
+          </w:tcPr>
+          <w:p>
+            <w:pPr>
+              <w:widowControl w:val="0"/>
+              <w:autoSpaceDE w:val="0"/>
+              <w:autoSpaceDN w:val="0"/>
+              <w:adjustRightInd w:val="0"/>
+              <w:spacing w:before="0" w:line="240" w:lineRule="auto"/>
+              <w:rPr>
+                <w:rFonts w:ascii="BRH Devanagari Extra" w:hAnsi="BRH Devanagari Extra" w:cs="BRH Devanagari Extra"/>
+                <w:color w:val="000000"/>
+                <w:sz w:val="40"/>
+                <w:szCs w:val="40"/>
+                <w:lang w:val="it-IT"/>
+              </w:rPr>
+            </w:pPr>
+            <w:r>
+              <w:rPr>
+                <w:rFonts w:ascii="BRH Devanagari Extra" w:hAnsi="BRH Devanagari Extra" w:cs="BRH Devanagari Extra"/>
+                <w:color w:val="000000"/>
+                <w:sz w:val="40"/>
+                <w:szCs w:val="40"/>
+                <w:lang w:val="it-IT"/>
+              </w:rPr>
+              <w:t>qÉÉ</w:t>
+            </w:r>
+            <w:r>
+              <w:rPr>
+                <w:rFonts w:ascii="BRH Malayalam Extra" w:hAnsi="BRH Malayalam Extra" w:cs="BRH Devanagari Extra"/>
+                <w:color w:val="000000"/>
+                <w:sz w:val="32"/>
+                <w:szCs w:val="40"/>
+                <w:lang w:val="it-IT"/>
+              </w:rPr>
+              <w:t>–</w:t>
+            </w:r>
+            <w:r>
+              <w:rPr>
+                <w:rFonts w:ascii="BRH Devanagari Extra" w:hAnsi="BRH Devanagari Extra" w:cs="BRH Devanagari Extra"/>
+                <w:color w:val="000000"/>
+                <w:sz w:val="40"/>
+                <w:szCs w:val="40"/>
+                <w:lang w:val="it-IT"/>
+              </w:rPr>
+              <w:t>qÉ</w:t>
+            </w:r>
+            <w:r>
+              <w:rPr>
+                <w:rFonts w:ascii="BRH Malayalam Extra" w:hAnsi="BRH Malayalam Extra" w:cs="BRH Devanagari Extra"/>
+                <w:color w:val="000000"/>
+                <w:sz w:val="32"/>
+                <w:szCs w:val="40"/>
+                <w:lang w:val="it-IT"/>
+              </w:rPr>
+              <w:t>–</w:t>
+            </w:r>
+            <w:r>
+              <w:rPr>
+                <w:rFonts w:ascii="BRH Devanagari Extra" w:hAnsi="BRH Devanagari Extra" w:cs="BRH Devanagari Extra"/>
+                <w:color w:val="000000"/>
+                <w:sz w:val="40"/>
+                <w:szCs w:val="40"/>
+                <w:lang w:val="it-IT"/>
+              </w:rPr>
+              <w:t>MüÉlÉÉ</w:t>
+            </w:r>
+            <w:r>
+              <w:rPr>
+                <w:rFonts w:ascii="BRH Malayalam Extra" w:hAnsi="BRH Malayalam Extra" w:cs="BRH Devanagari Extra"/>
+                <w:color w:val="000000"/>
+                <w:sz w:val="32"/>
+                <w:szCs w:val="40"/>
+                <w:lang w:val="it-IT"/>
+              </w:rPr>
+              <w:t>–</w:t>
+            </w:r>
+            <w:r>
+              <w:rPr>
+                <w:rFonts w:ascii="BRH Devanagari Extra" w:hAnsi="BRH Devanagari Extra" w:cs="BRH Devanagari Extra"/>
+                <w:color w:val="000000"/>
+                <w:sz w:val="40"/>
+                <w:szCs w:val="40"/>
+                <w:lang w:val="it-IT"/>
+              </w:rPr>
+              <w:t>qÉç qÉWûÉ</w:t>
+            </w:r>
+            <w:r>
+              <w:rPr>
+                <w:rFonts w:ascii="BRH Devanagari Extra" w:hAnsi="BRH Devanagari Extra" w:cs="BRH Devanagari Extra"/>
+                <w:color w:val="000000"/>
+                <w:sz w:val="36"/>
+                <w:szCs w:val="40"/>
+                <w:lang w:val="it-IT"/>
+              </w:rPr>
+              <w:t>óè</w:t>
+            </w:r>
+            <w:r>
+              <w:rPr>
+                <w:rFonts w:ascii="BRH Devanagari Extra" w:hAnsi="BRH Devanagari Extra" w:cs="BRH Devanagari Extra"/>
+                <w:color w:val="000000"/>
+                <w:sz w:val="40"/>
+                <w:szCs w:val="40"/>
+                <w:lang w:val="it-IT"/>
+              </w:rPr>
+              <w:t xml:space="preserve">þÍxÉ | </w:t>
+            </w:r>
+          </w:p>
+          <w:p>
+            <w:pPr>
+              <w:widowControl w:val="0"/>
+              <w:autoSpaceDE w:val="0"/>
+              <w:autoSpaceDN w:val="0"/>
+              <w:adjustRightInd w:val="0"/>
+              <w:spacing w:before="0" w:line="240" w:lineRule="auto"/>
+              <w:rPr>
+                <w:rFonts w:ascii="BRH Malayalam Extra" w:eastAsia="Times New Roman" w:hAnsi="BRH Malayalam Extra" w:cs="BRH Malayalam Extra"/>
+                <w:color w:val="000000"/>
+                <w:sz w:val="40"/>
+                <w:szCs w:val="40"/>
+                <w:lang w:val="it-IT" w:eastAsia="en-IN" w:bidi="ml-IN"/>
+              </w:rPr>
+            </w:pPr>
+            <w:r>
+              <w:rPr>
+                <w:rFonts w:ascii="BRH Devanagari Extra" w:hAnsi="BRH Devanagari Extra" w:cs="BRH Devanagari Extra"/>
+                <w:color w:val="000000"/>
+                <w:sz w:val="40"/>
+                <w:szCs w:val="40"/>
+                <w:lang w:val="it-IT"/>
+              </w:rPr>
+              <w:t>qÉ</w:t>
+            </w:r>
+            <w:r>
+              <w:rPr>
+                <w:rFonts w:ascii="BRH Devanagari Extra" w:hAnsi="BRH Devanagari Extra" w:cs="BRH Devanagari Extra"/>
+                <w:color w:val="000000"/>
+                <w:sz w:val="40"/>
+                <w:szCs w:val="40"/>
+                <w:highlight w:val="green"/>
+                <w:lang w:val="it-IT"/>
+              </w:rPr>
+              <w:t>WûÉ</w:t>
+            </w:r>
+            <w:r>
+              <w:rPr>
+                <w:rFonts w:ascii="BRH Malayalam Extra" w:hAnsi="BRH Malayalam Extra" w:cs="BRH Devanagari Extra"/>
+                <w:color w:val="000000"/>
+                <w:sz w:val="32"/>
+                <w:szCs w:val="40"/>
+                <w:highlight w:val="green"/>
+                <w:lang w:val="it-IT"/>
+              </w:rPr>
+              <w:t>–</w:t>
+            </w:r>
+            <w:r>
+              <w:rPr>
+                <w:rFonts w:ascii="BRH Devanagari Extra" w:hAnsi="BRH Devanagari Extra" w:cs="BRH Devanagari Extra"/>
+                <w:color w:val="000000"/>
+                <w:sz w:val="36"/>
+                <w:szCs w:val="40"/>
+                <w:highlight w:val="green"/>
+                <w:lang w:val="it-IT"/>
+              </w:rPr>
+              <w:t>ó</w:t>
+            </w:r>
+            <w:r>
+              <w:rPr>
+                <w:rFonts w:ascii="BRH Devanagari Extra" w:hAnsi="BRH Devanagari Extra" w:cs="BRH Devanagari Extra"/>
+                <w:color w:val="000000"/>
+                <w:sz w:val="36"/>
+                <w:szCs w:val="40"/>
+                <w:lang w:val="it-IT"/>
+              </w:rPr>
+              <w:t>è</w:t>
+            </w:r>
+            <w:r>
+              <w:rPr>
+                <w:rFonts w:ascii="BRH Malayalam Extra" w:hAnsi="BRH Malayalam Extra" w:cs="BRH Devanagari Extra"/>
+                <w:color w:val="000000"/>
+                <w:sz w:val="32"/>
+                <w:szCs w:val="40"/>
+                <w:lang w:val="it-IT"/>
+              </w:rPr>
+              <w:t>–</w:t>
+            </w:r>
+            <w:r>
+              <w:rPr>
+                <w:rFonts w:ascii="BRH Devanagari Extra" w:hAnsi="BRH Devanagari Extra" w:cs="BRH Devanagari Extra"/>
+                <w:color w:val="000000"/>
+                <w:sz w:val="40"/>
+                <w:szCs w:val="40"/>
+                <w:lang w:val="it-IT"/>
+              </w:rPr>
+              <w:t>xÉÏÌiÉ</w:t>
+            </w:r>
+            <w:r>
+              <w:rPr>
+                <w:rFonts w:ascii="BRH Malayalam Extra" w:hAnsi="BRH Malayalam Extra" w:cs="BRH Devanagari Extra"/>
+                <w:color w:val="000000"/>
+                <w:sz w:val="32"/>
+                <w:szCs w:val="40"/>
+                <w:lang w:val="it-IT"/>
+              </w:rPr>
+              <w:t>–</w:t>
+            </w:r>
+            <w:r>
+              <w:rPr>
+                <w:rFonts w:ascii="BRH Devanagari Extra" w:hAnsi="BRH Devanagari Extra" w:cs="BRH Devanagari Extra"/>
+                <w:color w:val="000000"/>
+                <w:sz w:val="40"/>
+                <w:szCs w:val="40"/>
+                <w:lang w:val="it-IT"/>
+              </w:rPr>
+              <w:t xml:space="preserve"> qÉWûÉ</w:t>
+            </w:r>
+            <w:r>
+              <w:rPr>
+                <w:rFonts w:ascii="BRH Devanagari Extra" w:hAnsi="BRH Devanagari Extra" w:cs="BRH Devanagari Extra"/>
+                <w:color w:val="000000"/>
+                <w:sz w:val="36"/>
+                <w:szCs w:val="40"/>
+                <w:lang w:val="it-IT"/>
+              </w:rPr>
+              <w:t>óè</w:t>
+            </w:r>
+            <w:r>
+              <w:rPr>
+                <w:rFonts w:ascii="BRH Devanagari Extra" w:hAnsi="BRH Devanagari Extra" w:cs="BRH Devanagari Extra"/>
+                <w:color w:val="000000"/>
+                <w:sz w:val="40"/>
+                <w:szCs w:val="40"/>
+                <w:lang w:val="it-IT"/>
+              </w:rPr>
+              <w:t>þÍxÉ ||</w:t>
+            </w:r>
+          </w:p>
+        </w:tc>
+      </w:tr>
+      <w:tr>
+        <w:trPr>
           <w:trHeight w:val="1437"/>
         </w:trPr>
         <w:tc>
@@ -2323,7 +3171,6 @@
                 <w:sz w:val="28"/>
                 <w:szCs w:val="32"/>
               </w:rPr>
-              <w:lastRenderedPageBreak/>
               <w:t>T.S.4.6.</w:t>
             </w:r>
             <w:r>
@@ -3540,6 +4387,7 @@
           <w:szCs w:val="32"/>
           <w:u w:val="single"/>
         </w:rPr>
+        <w:lastRenderedPageBreak/>
         <w:t xml:space="preserve">TS </w:t>
       </w:r>
       <w:r>
@@ -4246,7 +5094,6 @@
           <w:szCs w:val="32"/>
           <w:u w:val="single"/>
         </w:rPr>
-        <w:lastRenderedPageBreak/>
         <w:t>=========</w:t>
       </w:r>
     </w:p>
@@ -5565,6 +6412,7 @@
                 <w:sz w:val="28"/>
                 <w:szCs w:val="32"/>
               </w:rPr>
+              <w:lastRenderedPageBreak/>
               <w:t>T.S.4.6.5.6 – Kramam</w:t>
             </w:r>
           </w:p>
@@ -6355,7 +7203,6 @@
                 <w:sz w:val="28"/>
                 <w:szCs w:val="32"/>
               </w:rPr>
-              <w:lastRenderedPageBreak/>
               <w:t>T.S.4.6.7.5 – Kramam</w:t>
             </w:r>
           </w:p>
@@ -7893,6 +8740,7 @@
                 <w:sz w:val="28"/>
                 <w:szCs w:val="32"/>
               </w:rPr>
+              <w:lastRenderedPageBreak/>
               <w:t>T.S.4.6.9.1 – Kramam</w:t>
             </w:r>
           </w:p>
@@ -8394,7 +9242,6 @@
           <w:szCs w:val="40"/>
           <w:lang w:val="en-IN" w:eastAsia="en-IN"/>
         </w:rPr>
-        <w:lastRenderedPageBreak/>
         <w:t xml:space="preserve">"zlÉ" </w:t>
       </w:r>
       <w:r>
@@ -8403,16 +9250,7 @@
           <w:bCs/>
           <w:sz w:val="32"/>
         </w:rPr>
-        <w:t xml:space="preserve">replaced </w:t>
-      </w:r>
-      <w:proofErr w:type="gramStart"/>
-      <w:r>
-        <w:rPr>
-          <w:b/>
-          <w:bCs/>
-          <w:sz w:val="32"/>
-        </w:rPr>
-        <w:t>with</w:t>
+        <w:t>replaced with</w:t>
       </w:r>
       <w:r>
         <w:rPr>
@@ -8434,7 +9272,6 @@
         </w:rPr>
         <w:t>"</w:t>
       </w:r>
-      <w:proofErr w:type="gramEnd"/>
       <w:r>
         <w:rPr>
           <w:rFonts w:ascii="BRH Devanagari" w:hAnsi="BRH Devanagari" w:cs="BRH Devanagari"/>

--- a/TS-Kramam/TS-4.6/TS 4.6 Sanskrit Krama Paatam Corrections.docx
+++ b/TS-Kramam/TS-4.6/TS 4.6 Sanskrit Krama Paatam Corrections.docx
@@ -3840,6 +3840,312 @@
                 <w:szCs w:val="32"/>
                 <w:lang w:val="en-IN"/>
               </w:rPr>
+              <w:t>10</w:t>
+            </w:r>
+          </w:p>
+          <w:p>
+            <w:pPr>
+              <w:widowControl w:val="0"/>
+              <w:tabs>
+                <w:tab w:val="left" w:pos="993"/>
+              </w:tabs>
+              <w:autoSpaceDE w:val="0"/>
+              <w:autoSpaceDN w:val="0"/>
+              <w:adjustRightInd w:val="0"/>
+              <w:spacing w:before="0" w:line="252" w:lineRule="auto"/>
+              <w:ind w:right="297"/>
+              <w:rPr>
+                <w:rFonts w:cs="Arial"/>
+                <w:b/>
+                <w:sz w:val="28"/>
+                <w:szCs w:val="32"/>
+              </w:rPr>
+            </w:pPr>
+            <w:r>
+              <w:rPr>
+                <w:rFonts w:cs="Arial"/>
+                <w:b/>
+                <w:sz w:val="28"/>
+                <w:szCs w:val="32"/>
+                <w:lang w:val="it-IT"/>
+              </w:rPr>
+              <w:t>Panchaati No</w:t>
+            </w:r>
+            <w:r>
+              <w:rPr>
+                <w:rFonts w:cs="Arial"/>
+                <w:b/>
+                <w:szCs w:val="32"/>
+                <w:lang w:val="it-IT"/>
+              </w:rPr>
+              <w:t xml:space="preserve">. - </w:t>
+            </w:r>
+            <w:r>
+              <w:rPr>
+                <w:rFonts w:cs="Arial"/>
+                <w:b/>
+                <w:sz w:val="28"/>
+                <w:szCs w:val="32"/>
+                <w:lang w:val="it-IT"/>
+              </w:rPr>
+              <w:t>44</w:t>
+            </w:r>
+          </w:p>
+        </w:tc>
+        <w:tc>
+          <w:tcPr>
+            <w:tcW w:w="5103" w:type="dxa"/>
+          </w:tcPr>
+          <w:p>
+            <w:pPr>
+              <w:widowControl w:val="0"/>
+              <w:autoSpaceDE w:val="0"/>
+              <w:autoSpaceDN w:val="0"/>
+              <w:adjustRightInd w:val="0"/>
+              <w:spacing w:line="252" w:lineRule="auto"/>
+              <w:rPr>
+                <w:rFonts w:ascii="BRH Malayalam Extra" w:eastAsia="Times New Roman" w:hAnsi="BRH Malayalam Extra" w:cs="BRH Malayalam Extra"/>
+                <w:color w:val="000000"/>
+                <w:sz w:val="40"/>
+                <w:szCs w:val="40"/>
+                <w:lang w:eastAsia="en-IN" w:bidi="ml-IN"/>
+              </w:rPr>
+            </w:pPr>
+            <w:r>
+              <w:rPr>
+                <w:rFonts w:ascii="BRH Devanagari Extra" w:hAnsi="BRH Devanagari Extra" w:cs="BRH Devanagari Extra"/>
+                <w:color w:val="000000"/>
+                <w:sz w:val="40"/>
+                <w:szCs w:val="40"/>
+              </w:rPr>
+              <w:t>iuÉÉ</w:t>
+            </w:r>
+            <w:r>
+              <w:rPr>
+                <w:rFonts w:ascii="BRH Malayalam Extra" w:hAnsi="BRH Malayalam Extra" w:cs="BRH Devanagari Extra"/>
+                <w:color w:val="000000"/>
+                <w:sz w:val="32"/>
+                <w:szCs w:val="40"/>
+              </w:rPr>
+              <w:t>–</w:t>
+            </w:r>
+            <w:r>
+              <w:rPr>
+                <w:rFonts w:ascii="BRH Devanagari Extra" w:hAnsi="BRH Devanagari Extra" w:cs="BRH Devanagari Extra"/>
+                <w:color w:val="000000"/>
+                <w:sz w:val="40"/>
+                <w:szCs w:val="40"/>
+              </w:rPr>
+              <w:t>ÅÎalÉÈ | A</w:t>
+            </w:r>
+            <w:r>
+              <w:rPr>
+                <w:rFonts w:ascii="BRH Malayalam Extra" w:hAnsi="BRH Malayalam Extra" w:cs="BRH Devanagari Extra"/>
+                <w:color w:val="000000"/>
+                <w:sz w:val="32"/>
+                <w:szCs w:val="40"/>
+                <w:highlight w:val="yellow"/>
+              </w:rPr>
+              <w:t>–</w:t>
+            </w:r>
+            <w:r>
+              <w:rPr>
+                <w:rFonts w:ascii="BRH Devanagari Extra" w:hAnsi="BRH Devanagari Extra" w:cs="BRH Devanagari Extra"/>
+                <w:color w:val="000000"/>
+                <w:sz w:val="40"/>
+                <w:szCs w:val="40"/>
+                <w:highlight w:val="yellow"/>
+              </w:rPr>
+              <w:t>ÎalÉ ku</w:t>
+            </w:r>
+            <w:r>
+              <w:rPr>
+                <w:rFonts w:ascii="BRH Devanagari Extra" w:hAnsi="BRH Devanagari Extra" w:cs="BRH Devanagari Extra"/>
+                <w:color w:val="000000"/>
+                <w:sz w:val="40"/>
+                <w:szCs w:val="40"/>
+              </w:rPr>
+              <w:t>ÉþlÉÌrÉiÉç |</w:t>
+            </w:r>
+          </w:p>
+        </w:tc>
+        <w:tc>
+          <w:tcPr>
+            <w:tcW w:w="5386" w:type="dxa"/>
+          </w:tcPr>
+          <w:p>
+            <w:pPr>
+              <w:widowControl w:val="0"/>
+              <w:autoSpaceDE w:val="0"/>
+              <w:autoSpaceDN w:val="0"/>
+              <w:adjustRightInd w:val="0"/>
+              <w:spacing w:line="252" w:lineRule="auto"/>
+              <w:rPr>
+                <w:rFonts w:ascii="BRH Malayalam Extra" w:eastAsia="Times New Roman" w:hAnsi="BRH Malayalam Extra" w:cs="BRH Malayalam Extra"/>
+                <w:color w:val="000000"/>
+                <w:sz w:val="40"/>
+                <w:szCs w:val="40"/>
+                <w:lang w:eastAsia="en-IN" w:bidi="ml-IN"/>
+              </w:rPr>
+            </w:pPr>
+            <w:r>
+              <w:rPr>
+                <w:rFonts w:ascii="BRH Devanagari Extra" w:hAnsi="BRH Devanagari Extra" w:cs="BRH Devanagari Extra"/>
+                <w:color w:val="000000"/>
+                <w:sz w:val="40"/>
+                <w:szCs w:val="40"/>
+              </w:rPr>
+              <w:t>iuÉÉ</w:t>
+            </w:r>
+            <w:r>
+              <w:rPr>
+                <w:rFonts w:ascii="BRH Malayalam Extra" w:hAnsi="BRH Malayalam Extra" w:cs="BRH Devanagari Extra"/>
+                <w:color w:val="000000"/>
+                <w:sz w:val="32"/>
+                <w:szCs w:val="40"/>
+              </w:rPr>
+              <w:t>–</w:t>
+            </w:r>
+            <w:r>
+              <w:rPr>
+                <w:rFonts w:ascii="BRH Devanagari Extra" w:hAnsi="BRH Devanagari Extra" w:cs="BRH Devanagari Extra"/>
+                <w:color w:val="000000"/>
+                <w:sz w:val="40"/>
+                <w:szCs w:val="40"/>
+              </w:rPr>
+              <w:t>ÅÎalÉÈ | A</w:t>
+            </w:r>
+            <w:r>
+              <w:rPr>
+                <w:rFonts w:ascii="BRH Malayalam Extra" w:hAnsi="BRH Malayalam Extra" w:cs="BRH Devanagari Extra"/>
+                <w:color w:val="000000"/>
+                <w:sz w:val="32"/>
+                <w:szCs w:val="40"/>
+              </w:rPr>
+              <w:t>–</w:t>
+            </w:r>
+            <w:r>
+              <w:rPr>
+                <w:rFonts w:ascii="BRH Devanagari Extra" w:hAnsi="BRH Devanagari Extra" w:cs="BRH Devanagari Extra"/>
+                <w:color w:val="000000"/>
+                <w:sz w:val="40"/>
+                <w:szCs w:val="40"/>
+              </w:rPr>
+              <w:t>ÎalÉ</w:t>
+            </w:r>
+            <w:r>
+              <w:rPr>
+                <w:rFonts w:ascii="BRH Devanagari Extra" w:hAnsi="BRH Devanagari Extra" w:cs="BRH Devanagari Extra"/>
+                <w:color w:val="000000"/>
+                <w:sz w:val="40"/>
+                <w:szCs w:val="40"/>
+                <w:highlight w:val="green"/>
+              </w:rPr>
+              <w:t>Uç</w:t>
+            </w:r>
+            <w:r>
+              <w:rPr>
+                <w:rFonts w:ascii="BRH Devanagari Extra" w:hAnsi="BRH Devanagari Extra" w:cs="BRH Devanagari Extra"/>
+                <w:color w:val="000000"/>
+                <w:sz w:val="40"/>
+                <w:szCs w:val="40"/>
+              </w:rPr>
+              <w:t xml:space="preserve"> kuÉþlÉÌrÉiÉç |</w:t>
+            </w:r>
+          </w:p>
+        </w:tc>
+      </w:tr>
+      <w:tr>
+        <w:trPr>
+          <w:trHeight w:val="1118"/>
+        </w:trPr>
+        <w:tc>
+          <w:tcPr>
+            <w:tcW w:w="3906" w:type="dxa"/>
+          </w:tcPr>
+          <w:p>
+            <w:pPr>
+              <w:widowControl w:val="0"/>
+              <w:tabs>
+                <w:tab w:val="left" w:pos="993"/>
+              </w:tabs>
+              <w:autoSpaceDE w:val="0"/>
+              <w:autoSpaceDN w:val="0"/>
+              <w:adjustRightInd w:val="0"/>
+              <w:spacing w:before="0" w:line="252" w:lineRule="auto"/>
+              <w:ind w:right="297"/>
+              <w:rPr>
+                <w:rFonts w:cs="Arial"/>
+                <w:b/>
+                <w:sz w:val="28"/>
+                <w:szCs w:val="32"/>
+              </w:rPr>
+            </w:pPr>
+            <w:r>
+              <w:rPr>
+                <w:rFonts w:cs="Arial"/>
+                <w:b/>
+                <w:sz w:val="28"/>
+                <w:szCs w:val="32"/>
+              </w:rPr>
+              <w:t>T.S.4.6.</w:t>
+            </w:r>
+            <w:r>
+              <w:rPr>
+                <w:rFonts w:cs="Arial"/>
+                <w:b/>
+                <w:sz w:val="28"/>
+                <w:szCs w:val="32"/>
+              </w:rPr>
+              <w:t>9.2</w:t>
+            </w:r>
+            <w:r>
+              <w:rPr>
+                <w:rFonts w:cs="Arial"/>
+                <w:b/>
+                <w:sz w:val="28"/>
+                <w:szCs w:val="32"/>
+              </w:rPr>
+              <w:t xml:space="preserve"> – Kramam</w:t>
+            </w:r>
+          </w:p>
+          <w:p>
+            <w:pPr>
+              <w:widowControl w:val="0"/>
+              <w:tabs>
+                <w:tab w:val="left" w:pos="993"/>
+              </w:tabs>
+              <w:autoSpaceDE w:val="0"/>
+              <w:autoSpaceDN w:val="0"/>
+              <w:adjustRightInd w:val="0"/>
+              <w:spacing w:before="0" w:line="252" w:lineRule="auto"/>
+              <w:ind w:right="297"/>
+              <w:rPr>
+                <w:rFonts w:cs="Arial"/>
+                <w:b/>
+                <w:sz w:val="28"/>
+                <w:szCs w:val="32"/>
+                <w:lang w:val="en-IN"/>
+              </w:rPr>
+            </w:pPr>
+            <w:r>
+              <w:rPr>
+                <w:rFonts w:cs="Arial"/>
+                <w:b/>
+                <w:sz w:val="28"/>
+                <w:szCs w:val="32"/>
+                <w:lang w:val="en-IN"/>
+              </w:rPr>
+              <w:t xml:space="preserve">Krama Vaakyam No.– </w:t>
+            </w:r>
+            <w:r>
+              <w:rPr>
+                <w:rFonts w:cs="Arial"/>
+                <w:b/>
+                <w:sz w:val="28"/>
+                <w:szCs w:val="32"/>
+                <w:lang w:val="en-IN"/>
+              </w:rPr>
               <w:t>15</w:t>
             </w:r>
           </w:p>
@@ -4353,6 +4659,7 @@
           <w:szCs w:val="32"/>
           <w:u w:val="single"/>
         </w:rPr>
+        <w:lastRenderedPageBreak/>
         <w:t>=========</w:t>
       </w:r>
     </w:p>
@@ -4387,7 +4694,6 @@
           <w:szCs w:val="32"/>
           <w:u w:val="single"/>
         </w:rPr>
-        <w:lastRenderedPageBreak/>
         <w:t xml:space="preserve">TS </w:t>
       </w:r>
       <w:r>
@@ -6065,6 +6371,7 @@
                 <w:sz w:val="28"/>
                 <w:szCs w:val="32"/>
               </w:rPr>
+              <w:lastRenderedPageBreak/>
               <w:t>T.S.4.6.2.5 – Kramam</w:t>
             </w:r>
           </w:p>
@@ -6412,7 +6719,6 @@
                 <w:sz w:val="28"/>
                 <w:szCs w:val="32"/>
               </w:rPr>
-              <w:lastRenderedPageBreak/>
               <w:t>T.S.4.6.5.6 – Kramam</w:t>
             </w:r>
           </w:p>
@@ -8305,6 +8611,7 @@
                 <w:sz w:val="28"/>
                 <w:szCs w:val="32"/>
               </w:rPr>
+              <w:lastRenderedPageBreak/>
               <w:t>T.S.4.6.9.1 – Kramam</w:t>
             </w:r>
           </w:p>
@@ -8740,7 +9047,6 @@
                 <w:sz w:val="28"/>
                 <w:szCs w:val="32"/>
               </w:rPr>
-              <w:lastRenderedPageBreak/>
               <w:t>T.S.4.6.9.1 – Kramam</w:t>
             </w:r>
           </w:p>

--- a/TS-Kramam/TS-4.6/TS 4.6 Sanskrit Krama Paatam Corrections.docx
+++ b/TS-Kramam/TS-4.6/TS 4.6 Sanskrit Krama Paatam Corrections.docx
@@ -89,10 +89,9 @@
           <w:bCs/>
           <w:sz w:val="32"/>
           <w:szCs w:val="32"/>
-          <w:highlight w:val="red"/>
           <w:u w:val="single"/>
         </w:rPr>
-        <w:t>????</w:t>
+        <w:t>30th Sep 2026</w:t>
       </w:r>
     </w:p>
     <w:p>
@@ -2096,7 +2095,7 @@
       </w:tr>
       <w:tr>
         <w:trPr>
-          <w:trHeight w:val="1692"/>
+          <w:trHeight w:val="1550"/>
         </w:trPr>
         <w:tc>
           <w:tcPr>
@@ -2681,7 +2680,7 @@
       </w:tr>
       <w:tr>
         <w:trPr>
-          <w:trHeight w:val="1437"/>
+          <w:trHeight w:val="1687"/>
         </w:trPr>
         <w:tc>
           <w:tcPr>
@@ -2912,11 +2911,7 @@
               <w:adjustRightInd w:val="0"/>
               <w:spacing w:before="0" w:line="240" w:lineRule="auto"/>
               <w:rPr>
-                <w:rFonts w:ascii="BRH Devanagari Extra" w:hAnsi="BRH Devanagari Extra" w:cs="BRH Devanagari Extra"/>
-                <w:color w:val="000000"/>
-                <w:sz w:val="40"/>
-                <w:szCs w:val="40"/>
-                <w:lang w:val="it-IT"/>
+                <w:lang w:val="it-IT" w:eastAsia="en-IN" w:bidi="ml-IN"/>
               </w:rPr>
             </w:pPr>
             <w:r>
@@ -2969,14 +2964,6 @@
               </w:rPr>
               <w:t>qÉÉlÉþqÉç mÉlÉÉrÉiÉ |</w:t>
             </w:r>
-          </w:p>
-          <w:p>
-            <w:pPr>
-              <w:pStyle w:val="NoSpacing"/>
-              <w:rPr>
-                <w:lang w:val="it-IT" w:eastAsia="en-IN" w:bidi="ml-IN"/>
-              </w:rPr>
-            </w:pPr>
           </w:p>
         </w:tc>
         <w:tc>
@@ -3409,7 +3396,7 @@
       </w:tr>
       <w:tr>
         <w:trPr>
-          <w:trHeight w:val="1118"/>
+          <w:trHeight w:val="976"/>
         </w:trPr>
         <w:tc>
           <w:tcPr>
@@ -3751,7 +3738,7 @@
       </w:tr>
       <w:tr>
         <w:trPr>
-          <w:trHeight w:val="1118"/>
+          <w:trHeight w:val="978"/>
         </w:trPr>
         <w:tc>
           <w:tcPr>
@@ -4057,7 +4044,7 @@
       </w:tr>
       <w:tr>
         <w:trPr>
-          <w:trHeight w:val="1118"/>
+          <w:trHeight w:val="980"/>
         </w:trPr>
         <w:tc>
           <w:tcPr>
@@ -4378,7 +4365,7 @@
       </w:tr>
       <w:tr>
         <w:trPr>
-          <w:trHeight w:val="1118"/>
+          <w:trHeight w:val="996"/>
         </w:trPr>
         <w:tc>
           <w:tcPr>
@@ -4659,21 +4646,8 @@
           <w:szCs w:val="32"/>
           <w:u w:val="single"/>
         </w:rPr>
-        <w:lastRenderedPageBreak/>
         <w:t>=========</w:t>
       </w:r>
-    </w:p>
-    <w:p>
-      <w:pPr>
-        <w:jc w:val="center"/>
-        <w:rPr>
-          <w:b/>
-          <w:bCs/>
-          <w:sz w:val="32"/>
-          <w:szCs w:val="32"/>
-          <w:u w:val="single"/>
-        </w:rPr>
-      </w:pPr>
     </w:p>
     <w:p>
       <w:pPr>
@@ -4694,6 +4668,7 @@
           <w:szCs w:val="32"/>
           <w:u w:val="single"/>
         </w:rPr>
+        <w:lastRenderedPageBreak/>
         <w:t xml:space="preserve">TS </w:t>
       </w:r>
       <w:r>
@@ -6371,7 +6346,6 @@
                 <w:sz w:val="28"/>
                 <w:szCs w:val="32"/>
               </w:rPr>
-              <w:lastRenderedPageBreak/>
               <w:t>T.S.4.6.2.5 – Kramam</w:t>
             </w:r>
           </w:p>
@@ -6719,6 +6693,7 @@
                 <w:sz w:val="28"/>
                 <w:szCs w:val="32"/>
               </w:rPr>
+              <w:lastRenderedPageBreak/>
               <w:t>T.S.4.6.5.6 – Kramam</w:t>
             </w:r>
           </w:p>
@@ -8611,7 +8586,6 @@
                 <w:sz w:val="28"/>
                 <w:szCs w:val="32"/>
               </w:rPr>
-              <w:lastRenderedPageBreak/>
               <w:t>T.S.4.6.9.1 – Kramam</w:t>
             </w:r>
           </w:p>
@@ -9047,6 +9021,7 @@
                 <w:sz w:val="28"/>
                 <w:szCs w:val="32"/>
               </w:rPr>
+              <w:lastRenderedPageBreak/>
               <w:t>T.S.4.6.9.1 – Kramam</w:t>
             </w:r>
           </w:p>
